--- a/templates/report-template.docx
+++ b/templates/report-template.docx
@@ -85,8 +85,6 @@
         </w:rPr>
         <w:t>{</w:t>
       </w:r>
-      <w:proofErr w:type="spellStart"/>
-      <w:proofErr w:type="gramStart"/>
       <w:r>
         <w:rPr>
           <w:b/>
@@ -96,10 +94,9 @@
           <w:szCs w:val="38"/>
           <w:lang w:val="fr-FR"/>
         </w:rPr>
-        <w:t>prenom</w:t>
-      </w:r>
-      <w:proofErr w:type="spellEnd"/>
-      <w:proofErr w:type="gramEnd"/>
+        <w:t>{</w:t>
+      </w:r>
+      <w:proofErr w:type="spellStart"/>
       <w:r>
         <w:rPr>
           <w:b/>
@@ -109,7 +106,74 @@
           <w:szCs w:val="38"/>
           <w:lang w:val="fr-FR"/>
         </w:rPr>
-        <w:t>} {nom}</w:t>
+        <w:t>prenom</w:t>
+      </w:r>
+      <w:proofErr w:type="spellEnd"/>
+      <w:r>
+        <w:rPr>
+          <w:b/>
+          <w:bCs/>
+          <w:color w:val="40A2C0"/>
+          <w:sz w:val="38"/>
+          <w:szCs w:val="38"/>
+          <w:lang w:val="fr-FR"/>
+        </w:rPr>
+        <w:t>}</w:t>
+      </w:r>
+      <w:r>
+        <w:rPr>
+          <w:b/>
+          <w:bCs/>
+          <w:color w:val="40A2C0"/>
+          <w:sz w:val="38"/>
+          <w:szCs w:val="38"/>
+          <w:lang w:val="fr-FR"/>
+        </w:rPr>
+        <w:t xml:space="preserve">} </w:t>
+      </w:r>
+      <w:r>
+        <w:rPr>
+          <w:b/>
+          <w:bCs/>
+          <w:color w:val="40A2C0"/>
+          <w:sz w:val="38"/>
+          <w:szCs w:val="38"/>
+          <w:lang w:val="fr-FR"/>
+        </w:rPr>
+        <w:t>{</w:t>
+      </w:r>
+      <w:r>
+        <w:rPr>
+          <w:b/>
+          <w:bCs/>
+          <w:color w:val="40A2C0"/>
+          <w:sz w:val="38"/>
+          <w:szCs w:val="38"/>
+          <w:lang w:val="fr-FR"/>
+        </w:rPr>
+        <w:t>{nom</w:t>
+      </w:r>
+      <w:r>
+        <w:rPr>
+          <w:b/>
+          <w:bCs/>
+          <w:color w:val="40A2C0"/>
+          <w:sz w:val="38"/>
+          <w:szCs w:val="38"/>
+          <w:lang w:val="fr-FR"/>
+        </w:rPr>
+        <w:t>}</w:t>
+      </w:r>
+      <w:r>
+        <w:rPr>
+          <w:b/>
+          <w:bCs/>
+          <w:color w:val="40A2C0"/>
+          <w:sz w:val="38"/>
+          <w:szCs w:val="38"/>
+          <w:lang w:val="fr-FR"/>
+        </w:rPr>
+        <w:t>}</w:t>
       </w:r>
     </w:p>
     <w:p>
@@ -138,6 +202,16 @@
         </w:rPr>
         <w:t>{</w:t>
       </w:r>
+      <w:r>
+        <w:rPr>
+          <w:b/>
+          <w:bCs/>
+          <w:sz w:val="19"/>
+          <w:szCs w:val="19"/>
+          <w:lang w:val="fr-FR"/>
+        </w:rPr>
+        <w:t>{</w:t>
+      </w:r>
       <w:proofErr w:type="spellStart"/>
       <w:r>
         <w:rPr>
@@ -160,6 +234,16 @@
         </w:rPr>
         <w:t>}</w:t>
       </w:r>
+      <w:r>
+        <w:rPr>
+          <w:b/>
+          <w:bCs/>
+          <w:sz w:val="19"/>
+          <w:szCs w:val="19"/>
+          <w:lang w:val="fr-FR"/>
+        </w:rPr>
+        <w:t>}</w:t>
+      </w:r>
     </w:p>
     <w:p>
       <w:pPr>
@@ -187,6 +271,16 @@
         </w:rPr>
         <w:t>{</w:t>
       </w:r>
+      <w:r>
+        <w:rPr>
+          <w:b/>
+          <w:bCs/>
+          <w:sz w:val="19"/>
+          <w:szCs w:val="19"/>
+          <w:lang w:val="fr-FR"/>
+        </w:rPr>
+        <w:t>{</w:t>
+      </w:r>
       <w:proofErr w:type="spellStart"/>
       <w:r>
         <w:rPr>
@@ -207,8 +301,28 @@
           <w:szCs w:val="19"/>
           <w:lang w:val="fr-FR"/>
         </w:rPr>
+        <w:t>}</w:t>
+      </w:r>
+      <w:r>
+        <w:rPr>
+          <w:b/>
+          <w:bCs/>
+          <w:sz w:val="19"/>
+          <w:szCs w:val="19"/>
+          <w:lang w:val="fr-FR"/>
+        </w:rPr>
         <w:t>} {</w:t>
       </w:r>
+      <w:r>
+        <w:rPr>
+          <w:b/>
+          <w:bCs/>
+          <w:sz w:val="19"/>
+          <w:szCs w:val="19"/>
+          <w:lang w:val="fr-FR"/>
+        </w:rPr>
+        <w:t>{</w:t>
+      </w:r>
       <w:proofErr w:type="spellStart"/>
       <w:r>
         <w:rPr>
@@ -229,8 +343,28 @@
           <w:szCs w:val="19"/>
           <w:lang w:val="fr-FR"/>
         </w:rPr>
+        <w:t>}</w:t>
+      </w:r>
+      <w:r>
+        <w:rPr>
+          <w:b/>
+          <w:bCs/>
+          <w:sz w:val="19"/>
+          <w:szCs w:val="19"/>
+          <w:lang w:val="fr-FR"/>
+        </w:rPr>
         <w:t>} {</w:t>
       </w:r>
+      <w:r>
+        <w:rPr>
+          <w:b/>
+          <w:bCs/>
+          <w:sz w:val="19"/>
+          <w:szCs w:val="19"/>
+          <w:lang w:val="fr-FR"/>
+        </w:rPr>
+        <w:t>{</w:t>
+      </w:r>
       <w:proofErr w:type="spellStart"/>
       <w:r>
         <w:rPr>
@@ -253,6 +387,16 @@
         </w:rPr>
         <w:t>}</w:t>
       </w:r>
+      <w:r>
+        <w:rPr>
+          <w:b/>
+          <w:bCs/>
+          <w:sz w:val="19"/>
+          <w:szCs w:val="19"/>
+          <w:lang w:val="fr-FR"/>
+        </w:rPr>
+        <w:t>}</w:t>
+      </w:r>
     </w:p>
     <w:p>
       <w:pPr>
@@ -295,6 +439,16 @@
         </w:rPr>
         <w:t>{</w:t>
       </w:r>
+      <w:r>
+        <w:rPr>
+          <w:b/>
+          <w:bCs/>
+          <w:sz w:val="19"/>
+          <w:szCs w:val="19"/>
+          <w:lang w:val="fr-FR"/>
+        </w:rPr>
+        <w:t>{</w:t>
+      </w:r>
       <w:proofErr w:type="spellStart"/>
       <w:r>
         <w:rPr>
@@ -325,6 +479,16 @@
           <w:szCs w:val="19"/>
           <w:lang w:val="fr-FR"/>
         </w:rPr>
+        <w:t>}</w:t>
+      </w:r>
+      <w:r>
+        <w:rPr>
+          <w:b/>
+          <w:bCs/>
+          <w:sz w:val="19"/>
+          <w:szCs w:val="19"/>
+          <w:lang w:val="fr-FR"/>
+        </w:rPr>
         <w:t xml:space="preserve"> · </w:t>
       </w:r>
       <w:r>
@@ -337,6 +501,16 @@
         </w:rPr>
         <w:t>{</w:t>
       </w:r>
+      <w:r>
+        <w:rPr>
+          <w:b/>
+          <w:bCs/>
+          <w:sz w:val="19"/>
+          <w:szCs w:val="19"/>
+          <w:lang w:val="fr-FR"/>
+        </w:rPr>
+        <w:t>{</w:t>
+      </w:r>
       <w:proofErr w:type="spellStart"/>
       <w:r>
         <w:rPr>
@@ -359,6 +533,16 @@
         </w:rPr>
         <w:t>}</w:t>
       </w:r>
+      <w:r>
+        <w:rPr>
+          <w:b/>
+          <w:bCs/>
+          <w:sz w:val="19"/>
+          <w:szCs w:val="19"/>
+          <w:lang w:val="fr-FR"/>
+        </w:rPr>
+        <w:t>}</w:t>
+      </w:r>
     </w:p>
     <w:p>
       <w:pPr>
@@ -386,6 +570,16 @@
         </w:rPr>
         <w:t>{</w:t>
       </w:r>
+      <w:r>
+        <w:rPr>
+          <w:b/>
+          <w:bCs/>
+          <w:sz w:val="19"/>
+          <w:szCs w:val="19"/>
+          <w:lang w:val="fr-FR"/>
+        </w:rPr>
+        <w:t>{</w:t>
+      </w:r>
       <w:proofErr w:type="spellStart"/>
       <w:r>
         <w:rPr>
@@ -408,6 +602,16 @@
         </w:rPr>
         <w:t>}</w:t>
       </w:r>
+      <w:r>
+        <w:rPr>
+          <w:b/>
+          <w:bCs/>
+          <w:sz w:val="19"/>
+          <w:szCs w:val="19"/>
+          <w:lang w:val="fr-FR"/>
+        </w:rPr>
+        <w:t>}</w:t>
+      </w:r>
     </w:p>
     <w:p>
       <w:pPr>
@@ -435,6 +639,16 @@
         </w:rPr>
         <w:t>{</w:t>
       </w:r>
+      <w:r>
+        <w:rPr>
+          <w:b/>
+          <w:bCs/>
+          <w:sz w:val="19"/>
+          <w:szCs w:val="19"/>
+          <w:lang w:val="fr-FR"/>
+        </w:rPr>
+        <w:t>{</w:t>
+      </w:r>
       <w:proofErr w:type="spellStart"/>
       <w:r>
         <w:rPr>
@@ -457,6 +671,16 @@
         </w:rPr>
         <w:t>}</w:t>
       </w:r>
+      <w:r>
+        <w:rPr>
+          <w:b/>
+          <w:bCs/>
+          <w:sz w:val="19"/>
+          <w:szCs w:val="19"/>
+          <w:lang w:val="fr-FR"/>
+        </w:rPr>
+        <w:t>}</w:t>
+      </w:r>
     </w:p>
     <w:p>
       <w:pPr>
@@ -519,6 +743,14 @@
         </w:rPr>
         <w:t>{</w:t>
       </w:r>
+      <w:r>
+        <w:rPr>
+          <w:sz w:val="19"/>
+          <w:szCs w:val="19"/>
+          <w:lang w:val="fr-FR"/>
+        </w:rPr>
+        <w:t>{</w:t>
+      </w:r>
       <w:proofErr w:type="spellStart"/>
       <w:r>
         <w:rPr>
@@ -529,6 +761,14 @@
         <w:t>date_seance</w:t>
       </w:r>
       <w:proofErr w:type="spellEnd"/>
+      <w:r>
+        <w:rPr>
+          <w:sz w:val="19"/>
+          <w:szCs w:val="19"/>
+          <w:lang w:val="fr-FR"/>
+        </w:rPr>
+        <w:t>}</w:t>
+      </w:r>
       <w:r>
         <w:rPr>
           <w:sz w:val="19"/>
@@ -668,7 +908,33 @@
         <w:rPr>
           <w:lang w:val="fr-FR"/>
         </w:rPr>
-        <w:t>Tu es quelqu'un qui [observation concrète sur la façon d'être de [Prénom] au quotidien — dans les relations, les apprentissages, les choix. En tu.]</w:t>
+        <w:t xml:space="preserve">Tu es quelqu'un qui [observation concrète sur la façon d'être de </w:t>
+      </w:r>
+      <w:r>
+        <w:rPr>
+          <w:lang w:val="fr-FR"/>
+        </w:rPr>
+        <w:t>{{</w:t>
+      </w:r>
+      <w:proofErr w:type="spellStart"/>
+      <w:r>
+        <w:rPr>
+          <w:lang w:val="fr-FR"/>
+        </w:rPr>
+        <w:t>prenom</w:t>
+      </w:r>
+      <w:proofErr w:type="spellEnd"/>
+      <w:r>
+        <w:rPr>
+          <w:lang w:val="fr-FR"/>
+        </w:rPr>
+        <w:t>}}</w:t>
+      </w:r>
+      <w:r>
+        <w:rPr>
+          <w:lang w:val="fr-FR"/>
+        </w:rPr>
+        <w:t xml:space="preserve"> au quotidien — dans les relations, les apprentissages, les choix. En tu.]</w:t>
       </w:r>
     </w:p>
     <w:p>
@@ -3510,7 +3776,7 @@
                 <w:sz w:val="19"/>
                 <w:szCs w:val="19"/>
               </w:rPr>
-              <w:t>{</w:t>
+              <w:t>{{</w:t>
             </w:r>
             <w:proofErr w:type="spellStart"/>
             <w:r>
@@ -3521,9 +3787,39 @@
                 <w:sz w:val="19"/>
                 <w:szCs w:val="19"/>
               </w:rPr>
-              <w:t>prénom</w:t>
+              <w:t>pr</w:t>
+            </w:r>
+            <w:r>
+              <w:rPr>
+                <w:b/>
+                <w:bCs/>
+                <w:color w:val="FFFFFF"/>
+                <w:sz w:val="19"/>
+                <w:szCs w:val="19"/>
+              </w:rPr>
+              <w:t>e</w:t>
+            </w:r>
+            <w:r>
+              <w:rPr>
+                <w:b/>
+                <w:bCs/>
+                <w:color w:val="FFFFFF"/>
+                <w:sz w:val="19"/>
+                <w:szCs w:val="19"/>
+              </w:rPr>
+              <w:t>nom</w:t>
             </w:r>
             <w:proofErr w:type="spellEnd"/>
+            <w:r>
+              <w:rPr>
+                <w:b/>
+                <w:bCs/>
+                <w:color w:val="FFFFFF"/>
+                <w:sz w:val="19"/>
+                <w:szCs w:val="19"/>
+              </w:rPr>
+              <w:t>}</w:t>
+            </w:r>
             <w:r>
               <w:rPr>
                 <w:b/>
@@ -4212,13 +4508,21 @@
           </w:tcPr>
           <w:p>
             <w:r>
-              <w:t>{#</w:t>
-            </w:r>
-            <w:r>
-              <w:t>besoins_list</w:t>
-            </w:r>
-            <w:r>
-              <w:t>}{val}</w:t>
+              <w:t xml:space="preserve">{%tr for v in </w:t>
+            </w:r>
+            <w:proofErr w:type="spellStart"/>
+            <w:r>
+              <w:t>besoins</w:t>
+            </w:r>
+            <w:r>
+              <w:t>_list</w:t>
+            </w:r>
+            <w:proofErr w:type="spellEnd"/>
+            <w:r>
+              <w:t xml:space="preserve"> %</w:t>
+            </w:r>
+            <w:r>
+              <w:t>}</w:t>
             </w:r>
           </w:p>
         </w:tc>
@@ -4238,23 +4542,109 @@
             </w:tcMar>
             <w:vAlign w:val="center"/>
           </w:tcPr>
+          <w:p/>
+        </w:tc>
+      </w:tr>
+      <w:tr>
+        <w:tc>
+          <w:tcPr>
+            <w:tcW w:w="2540" w:type="dxa"/>
+            <w:tcBorders>
+              <w:top w:val="single" w:sz="1" w:space="0" w:color="CBD4D7"/>
+              <w:bottom w:val="single" w:sz="1" w:space="0" w:color="CBD4D7"/>
+              <w:right w:val="single" w:sz="1" w:space="0" w:color="E07090"/>
+            </w:tcBorders>
+            <w:shd w:val="clear" w:color="auto" w:fill="FAEAEE"/>
+            <w:tcMar>
+              <w:top w:w="100" w:type="dxa"/>
+              <w:left w:w="160" w:type="dxa"/>
+              <w:bottom w:w="100" w:type="dxa"/>
+              <w:right w:w="120" w:type="dxa"/>
+            </w:tcMar>
+            <w:vAlign w:val="center"/>
+          </w:tcPr>
           <w:p>
-            <w:pPr>
-              <w:rPr>
-                <w:lang w:val="fr-FR"/>
-              </w:rPr>
-            </w:pPr>
-            <w:r>
-              <w:rPr>
-                <w:rFonts w:ascii="Arial" w:hAnsi="Arial" w:cs="Arial"/>
-                <w:color w:val="000000"/>
-                <w:sz w:val="19"/>
-                <w:szCs w:val="19"/>
-                <w:shd w:val="clear" w:color="auto" w:fill="FFFFFF"/>
-              </w:rPr>
-              <w:t>{/}</w:t>
+            <w:r>
+              <w:t>{{</w:t>
+            </w:r>
+            <w:proofErr w:type="spellStart"/>
+            <w:r>
+              <w:t>v.val</w:t>
+            </w:r>
+            <w:proofErr w:type="spellEnd"/>
+            <w:r>
+              <w:t>}}</w:t>
             </w:r>
           </w:p>
+        </w:tc>
+        <w:tc>
+          <w:tcPr>
+            <w:tcW w:w="6531" w:type="dxa"/>
+            <w:tcBorders>
+              <w:top w:val="single" w:sz="1" w:space="0" w:color="CBD4D7"/>
+              <w:bottom w:val="single" w:sz="1" w:space="0" w:color="CBD4D7"/>
+            </w:tcBorders>
+            <w:shd w:val="clear" w:color="auto" w:fill="FFFFFF"/>
+            <w:tcMar>
+              <w:top w:w="100" w:type="dxa"/>
+              <w:left w:w="160" w:type="dxa"/>
+              <w:bottom w:w="100" w:type="dxa"/>
+              <w:right w:w="120" w:type="dxa"/>
+            </w:tcMar>
+            <w:vAlign w:val="center"/>
+          </w:tcPr>
+          <w:p/>
+        </w:tc>
+      </w:tr>
+      <w:tr>
+        <w:tc>
+          <w:tcPr>
+            <w:tcW w:w="2540" w:type="dxa"/>
+            <w:tcBorders>
+              <w:top w:val="single" w:sz="1" w:space="0" w:color="CBD4D7"/>
+              <w:bottom w:val="single" w:sz="1" w:space="0" w:color="CBD4D7"/>
+              <w:right w:val="single" w:sz="1" w:space="0" w:color="E07090"/>
+            </w:tcBorders>
+            <w:shd w:val="clear" w:color="auto" w:fill="FAEAEE"/>
+            <w:tcMar>
+              <w:top w:w="100" w:type="dxa"/>
+              <w:left w:w="160" w:type="dxa"/>
+              <w:bottom w:w="100" w:type="dxa"/>
+              <w:right w:w="120" w:type="dxa"/>
+            </w:tcMar>
+            <w:vAlign w:val="center"/>
+          </w:tcPr>
+          <w:p>
+            <w:r>
+              <w:t xml:space="preserve">{%tr </w:t>
+            </w:r>
+            <w:proofErr w:type="spellStart"/>
+            <w:r>
+              <w:t>endfor</w:t>
+            </w:r>
+            <w:proofErr w:type="spellEnd"/>
+            <w:r>
+              <w:t xml:space="preserve"> %}</w:t>
+            </w:r>
+          </w:p>
+        </w:tc>
+        <w:tc>
+          <w:tcPr>
+            <w:tcW w:w="6531" w:type="dxa"/>
+            <w:tcBorders>
+              <w:top w:val="single" w:sz="1" w:space="0" w:color="CBD4D7"/>
+              <w:bottom w:val="single" w:sz="1" w:space="0" w:color="CBD4D7"/>
+            </w:tcBorders>
+            <w:shd w:val="clear" w:color="auto" w:fill="FFFFFF"/>
+            <w:tcMar>
+              <w:top w:w="100" w:type="dxa"/>
+              <w:left w:w="160" w:type="dxa"/>
+              <w:bottom w:w="100" w:type="dxa"/>
+              <w:right w:w="120" w:type="dxa"/>
+            </w:tcMar>
+            <w:vAlign w:val="center"/>
+          </w:tcPr>
+          <w:p/>
         </w:tc>
       </w:tr>
     </w:tbl>
@@ -5419,22 +5809,26 @@
         </w:rPr>
         <w:t>{</w:t>
       </w:r>
+      <w:r>
+        <w:rPr>
+          <w:lang w:val="fr-FR"/>
+        </w:rPr>
+        <w:t>{</w:t>
+      </w:r>
       <w:proofErr w:type="spellStart"/>
-      <w:proofErr w:type="gramStart"/>
-      <w:r>
-        <w:rPr>
-          <w:lang w:val="fr-FR"/>
-        </w:rPr>
-        <w:t>plan</w:t>
-      </w:r>
-      <w:proofErr w:type="gramEnd"/>
-      <w:r>
-        <w:rPr>
-          <w:lang w:val="fr-FR"/>
-        </w:rPr>
-        <w:t>_action</w:t>
+      <w:r>
+        <w:rPr>
+          <w:lang w:val="fr-FR"/>
+        </w:rPr>
+        <w:t>plan_action</w:t>
       </w:r>
       <w:proofErr w:type="spellEnd"/>
+      <w:r>
+        <w:rPr>
+          <w:lang w:val="fr-FR"/>
+        </w:rPr>
+        <w:t>}</w:t>
+      </w:r>
       <w:r>
         <w:rPr>
           <w:lang w:val="fr-FR"/>
@@ -5491,16 +5885,24 @@
         <w:spacing w:after="120"/>
       </w:pPr>
       <w:r>
-        <w:rPr>
-          <w:lang w:val="fr-FR"/>
-        </w:rPr>
         <w:t>{</w:t>
       </w:r>
       <w:r>
-        <w:t>#</w:t>
-      </w:r>
+        <w:t xml:space="preserve">% for </w:t>
+      </w:r>
+      <w:r>
+        <w:t>v</w:t>
+      </w:r>
+      <w:r>
+        <w:t xml:space="preserve"> in </w:t>
+      </w:r>
+      <w:proofErr w:type="spellStart"/>
       <w:r>
         <w:t>valeurs_list</w:t>
+      </w:r>
+      <w:proofErr w:type="spellEnd"/>
+      <w:r>
+        <w:t xml:space="preserve"> %</w:t>
       </w:r>
       <w:r>
         <w:t>}</w:t>
@@ -5515,21 +5917,38 @@
         </w:numPr>
         <w:spacing w:before="60" w:after="60"/>
       </w:pPr>
+      <w:proofErr w:type="gramStart"/>
       <w:r>
         <w:t>{</w:t>
       </w:r>
+      <w:r>
+        <w:t xml:space="preserve">{ </w:t>
+      </w:r>
       <w:proofErr w:type="spellStart"/>
       <w:r>
+        <w:t>v.</w:t>
+      </w:r>
+      <w:r>
         <w:t>val</w:t>
       </w:r>
       <w:proofErr w:type="spellEnd"/>
+      <w:proofErr w:type="gramEnd"/>
+      <w:r>
+        <w:t xml:space="preserve"> </w:t>
+      </w:r>
       <w:r>
         <w:t>}</w:t>
       </w:r>
+      <w:r>
+        <w:t>}</w:t>
+      </w:r>
     </w:p>
     <w:p>
       <w:pPr>
         <w:spacing w:after="120"/>
+        <w:rPr>
+          <w:lang w:val="fr-FR"/>
+        </w:rPr>
       </w:pPr>
       <w:r>
         <w:rPr>
@@ -5538,31 +5957,60 @@
         <w:t>{</w:t>
       </w:r>
       <w:r>
-        <w:t>/</w:t>
+        <w:rPr>
+          <w:lang w:val="fr-FR"/>
+        </w:rPr>
+        <w:t xml:space="preserve">% </w:t>
       </w:r>
       <w:proofErr w:type="spellStart"/>
       <w:r>
-        <w:t>valeurs_list</w:t>
+        <w:rPr>
+          <w:lang w:val="fr-FR"/>
+        </w:rPr>
+        <w:t>endfor</w:t>
       </w:r>
       <w:proofErr w:type="spellEnd"/>
       <w:r>
-        <w:t>}</w:t>
-      </w:r>
-    </w:p>
-    <w:p>
-      <w:r>
+        <w:rPr>
+          <w:lang w:val="fr-FR"/>
+        </w:rPr>
+        <w:t xml:space="preserve"> </w:t>
+      </w:r>
+      <w:r>
+        <w:rPr>
+          <w:lang w:val="fr-FR"/>
+        </w:rPr>
+        <w:t>%}</w:t>
+      </w:r>
+    </w:p>
+    <w:p>
+      <w:pPr>
+        <w:rPr>
+          <w:lang w:val="fr-FR"/>
+        </w:rPr>
+      </w:pPr>
+      <w:r>
+        <w:rPr>
+          <w:lang w:val="fr-FR"/>
+        </w:rPr>
         <w:br w:type="page"/>
       </w:r>
     </w:p>
     <w:p>
       <w:pPr>
         <w:spacing w:before="240"/>
+        <w:rPr>
+          <w:lang w:val="fr-FR"/>
+        </w:rPr>
       </w:pPr>
     </w:p>
     <w:p>
       <w:pPr>
         <w:shd w:val="clear" w:color="auto" w:fill="CF3A65"/>
         <w:ind w:left="200"/>
+        <w:rPr>
+          <w:lang w:val="fr-FR"/>
+        </w:rPr>
       </w:pPr>
       <w:r>
         <w:rPr>
@@ -5571,6 +6019,7 @@
           <w:color w:val="FFFFFF"/>
           <w:sz w:val="26"/>
           <w:szCs w:val="26"/>
+          <w:lang w:val="fr-FR"/>
         </w:rPr>
         <w:t>MOT DU COACH</w:t>
       </w:r>
@@ -5579,16 +6028,25 @@
       <w:pPr>
         <w:shd w:val="clear" w:color="auto" w:fill="A02A4E"/>
         <w:spacing w:after="160"/>
+        <w:rPr>
+          <w:lang w:val="fr-FR"/>
+        </w:rPr>
       </w:pPr>
     </w:p>
     <w:p>
       <w:pPr>
         <w:spacing w:before="80"/>
+        <w:rPr>
+          <w:lang w:val="fr-FR"/>
+        </w:rPr>
       </w:pPr>
     </w:p>
     <w:p>
       <w:pPr>
         <w:spacing w:after="120"/>
+        <w:rPr>
+          <w:lang w:val="fr-FR"/>
+        </w:rPr>
       </w:pPr>
       <w:r>
         <w:rPr>
@@ -5596,17 +6054,30 @@
         </w:rPr>
         <w:t>{</w:t>
       </w:r>
+      <w:r>
+        <w:rPr>
+          <w:lang w:val="fr-FR"/>
+        </w:rPr>
+        <w:t>{</w:t>
+      </w:r>
       <w:proofErr w:type="spellStart"/>
-      <w:proofErr w:type="gramStart"/>
-      <w:r>
-        <w:t>notes</w:t>
-      </w:r>
-      <w:proofErr w:type="gramEnd"/>
-      <w:r>
-        <w:t>_coach</w:t>
+      <w:r>
+        <w:rPr>
+          <w:lang w:val="fr-FR"/>
+        </w:rPr>
+        <w:t>notes_coach</w:t>
       </w:r>
       <w:proofErr w:type="spellEnd"/>
       <w:r>
+        <w:rPr>
+          <w:lang w:val="fr-FR"/>
+        </w:rPr>
+        <w:t>}</w:t>
+      </w:r>
+      <w:r>
+        <w:rPr>
+          <w:lang w:val="fr-FR"/>
+        </w:rPr>
         <w:t>}</w:t>
       </w:r>
     </w:p>
@@ -5860,8 +6331,6 @@
         </w:rPr>
         <w:t>{</w:t>
       </w:r>
-      <w:proofErr w:type="spellStart"/>
-      <w:proofErr w:type="gramStart"/>
       <w:r>
         <w:rPr>
           <w:color w:val="4A6572"/>
@@ -5869,10 +6338,9 @@
           <w:szCs w:val="17"/>
           <w:lang w:val="fr-FR"/>
         </w:rPr>
-        <w:t>prenom</w:t>
-      </w:r>
-      <w:proofErr w:type="spellEnd"/>
-      <w:proofErr w:type="gramEnd"/>
+        <w:t>{</w:t>
+      </w:r>
+      <w:proofErr w:type="spellStart"/>
       <w:r>
         <w:rPr>
           <w:color w:val="4A6572"/>
@@ -5880,7 +6348,62 @@
           <w:szCs w:val="17"/>
           <w:lang w:val="fr-FR"/>
         </w:rPr>
-        <w:t>} {nom}</w:t>
+        <w:t>prenom</w:t>
+      </w:r>
+      <w:proofErr w:type="spellEnd"/>
+      <w:r>
+        <w:rPr>
+          <w:color w:val="4A6572"/>
+          <w:sz w:val="17"/>
+          <w:szCs w:val="17"/>
+          <w:lang w:val="fr-FR"/>
+        </w:rPr>
+        <w:t>}</w:t>
+      </w:r>
+      <w:r>
+        <w:rPr>
+          <w:color w:val="4A6572"/>
+          <w:sz w:val="17"/>
+          <w:szCs w:val="17"/>
+          <w:lang w:val="fr-FR"/>
+        </w:rPr>
+        <w:t>} {</w:t>
+      </w:r>
+      <w:r>
+        <w:rPr>
+          <w:color w:val="4A6572"/>
+          <w:sz w:val="17"/>
+          <w:szCs w:val="17"/>
+          <w:lang w:val="fr-FR"/>
+        </w:rPr>
+        <w:t>{</w:t>
+      </w:r>
+      <w:r>
+        <w:rPr>
+          <w:color w:val="4A6572"/>
+          <w:sz w:val="17"/>
+          <w:szCs w:val="17"/>
+          <w:lang w:val="fr-FR"/>
+        </w:rPr>
+        <w:t>nom</w:t>
+      </w:r>
+      <w:r>
+        <w:rPr>
+          <w:color w:val="4A6572"/>
+          <w:sz w:val="17"/>
+          <w:szCs w:val="17"/>
+          <w:lang w:val="fr-FR"/>
+        </w:rPr>
+        <w:t>}</w:t>
+      </w:r>
+      <w:r>
+        <w:rPr>
+          <w:color w:val="4A6572"/>
+          <w:sz w:val="17"/>
+          <w:szCs w:val="17"/>
+          <w:lang w:val="fr-FR"/>
+        </w:rPr>
+        <w:t>}</w:t>
       </w:r>
       <w:r>
         <w:rPr>
@@ -6809,6 +7332,7 @@
   <w:style w:type="character" w:default="1" w:styleId="DefaultParagraphFont">
     <w:name w:val="Default Paragraph Font"/>
     <w:uiPriority w:val="1"/>
+    <w:semiHidden/>
     <w:unhideWhenUsed/>
   </w:style>
   <w:style w:type="table" w:default="1" w:styleId="TableNormal">
